--- a/Các tác phẩm tiêu biểu/Tác phẩm tiêu biểu(giới thiệu).docx
+++ b/Các tác phẩm tiêu biểu/Tác phẩm tiêu biểu(giới thiệu).docx
@@ -1,372 +1,77 @@
 
-<file path=word/document.xml><?xml version="1.0" encoding="utf-8"?>
+<file path=docProps\app.xml><?xml version="1.0" encoding="utf-8"?>
+<Properties xmlns="http://schemas.openxmlformats.org/officeDocument/2006/extended-properties" xmlns:vt="http://schemas.openxmlformats.org/officeDocument/2006/docPropsVTypes">
+  <Template>Normal.dotm</Template>
+  <Pages>1</Pages>
+  <Words>0</Words>
+  <Characters>0</Characters>
+  <Lines>0</Lines>
+  <Paragraphs>0</Paragraphs>
+  <TotalTime>30</TotalTime>
+  <ScaleCrop>false</ScaleCrop>
+  <LinksUpToDate>false</LinksUpToDate>
+  <CharactersWithSpaces>0</CharactersWithSpaces>
+  <Application>WPS Office_12.1.0.26880_F1E327BC-269C-435d-A152-05C5408002CA</Application>
+  <DocSecurity>0</DocSecurity>
+</Properties>
+</file>
+
+<file path=docProps\core.xml><?xml version="1.0" encoding="utf-8"?>
+<cp:coreProperties xmlns:cp="http://schemas.openxmlformats.org/package/2006/metadata/core-properties" xmlns:dc="http://purl.org/dc/elements/1.1/" xmlns:dcterms="http://purl.org/dc/terms/" xmlns:dcmitype="http://purl.org/dc/dcmitype/" xmlns:xsi="http://www.w3.org/2001/XMLSchema-instance">
+  <dcterms:created xsi:type="dcterms:W3CDTF">2026-07-10T13:51:00Z</dcterms:created>
+  <dc:creator>LENOVO</dc:creator>
+  <cp:lastModifiedBy>LENOVO</cp:lastModifiedBy>
+  <dcterms:modified xsi:type="dcterms:W3CDTF">2026-07-10T14:23:10Z</dcterms:modified>
+  <cp:revision>1</cp:revision>
+</cp:coreProperties>
+</file>
+
+<file path=docProps\custom.xml><?xml version="1.0" encoding="utf-8"?>
+<Properties xmlns="http://schemas.openxmlformats.org/officeDocument/2006/custom-properties" xmlns:vt="http://schemas.openxmlformats.org/officeDocument/2006/docPropsVTypes">
+  <property fmtid="{D5CDD505-2E9C-101B-9397-08002B2CF9AE}" pid="2" name="KSOProductBuildVer">
+    <vt:lpwstr>1033-12.1.0.26880</vt:lpwstr>
+  </property>
+  <property fmtid="{D5CDD505-2E9C-101B-9397-08002B2CF9AE}" pid="3" name="ICV">
+    <vt:lpwstr>0AFF4187A97542489F6BEF9464DCF976_11</vt:lpwstr>
+  </property>
+  <property fmtid="{D5CDD505-2E9C-101B-9397-08002B2CF9AE}" pid="4" name="KSOTemplateDocerSaveRecord">
+    <vt:lpwstr>eyJoZGlkIjoiOGY1NWNhYjNkMjRkMmQzNDgwZTc1YTgyZDRiYmI1YTgiLCJ1c2VySWQiOiI4ODEzODQ0OTc1NjU3In0=</vt:lpwstr>
+  </property>
+</Properties>
+</file>
+
+<file path=word\document.xml><?xml version="1.0" encoding="utf-8"?>
 <w:document xmlns:wpc="http://schemas.microsoft.com/office/word/2010/wordprocessingCanvas" xmlns:mc="http://schemas.openxmlformats.org/markup-compatibility/2006" xmlns:o="urn:schemas-microsoft-com:office:office" xmlns:r="http://schemas.openxmlformats.org/officeDocument/2006/relationships" xmlns:m="http://schemas.openxmlformats.org/officeDocument/2006/math" xmlns:v="urn:schemas-microsoft-com:vml" xmlns:wp14="http://schemas.microsoft.com/office/word/2010/wordprocessingDrawing" xmlns:wp="http://schemas.openxmlformats.org/drawingml/2006/wordprocessingDrawing" xmlns:w="http://schemas.openxmlformats.org/wordprocessingml/2006/main" xmlns:w14="http://schemas.microsoft.com/office/word/2010/wordml" xmlns:w10="urn:schemas-microsoft-com:office:word" xmlns:w15="http://schemas.microsoft.com/office/word/2012/wordml" xmlns:wpg="http://schemas.microsoft.com/office/word/2010/wordprocessingGroup" xmlns:wpi="http://schemas.microsoft.com/office/word/2010/wordprocessingInk" xmlns:wne="http://schemas.microsoft.com/office/word/2006/wordml" xmlns:wps="http://schemas.microsoft.com/office/word/2010/wordprocessingShape" xmlns:wpsCustomData="http://www.wps.cn/officeDocument/2013/wpsCustomData" mc:Ignorable="w14 w15 wp14">
   <w:body>
     <w:p>
-      <w:pPr>
-        <w:rPr>
-          <w:rFonts w:hint="default" w:ascii="Times New Roman" w:hAnsi="Times New Roman" w:cs="Times New Roman"/>
-          <w:b/>
-          <w:bCs/>
-          <w:sz w:val="36"/>
-          <w:szCs w:val="36"/>
-          <w:lang w:val="vi-VN"/>
-        </w:rPr>
-      </w:pPr>
       <w:r>
-        <w:rPr>
-          <w:rFonts w:hint="default" w:ascii="Times New Roman" w:hAnsi="Times New Roman" w:cs="Times New Roman"/>
-          <w:b/>
-          <w:bCs/>
-          <w:sz w:val="36"/>
-          <w:szCs w:val="36"/>
-          <w:lang w:val="vi-VN"/>
-        </w:rPr>
-        <w:t>Giới thiệu:</w:t>
+        <w:t>Tác phẩm tiêu biểu của Chủ tịch Hồ Chí Minh</w:t>
       </w:r>
     </w:p>
     <w:p>
-      <w:pPr>
-        <w:rPr>
-          <w:rFonts w:hint="default" w:ascii="Times New Roman" w:hAnsi="Times New Roman" w:cs="Times New Roman"/>
-          <w:b w:val="0"/>
-          <w:bCs w:val="0"/>
-          <w:sz w:val="24"/>
-          <w:szCs w:val="24"/>
-          <w:lang w:val="vi-VN"/>
-        </w:rPr>
-      </w:pPr>
       <w:r>
-        <w:rPr>
-          <w:rFonts w:hint="default" w:ascii="Times New Roman" w:hAnsi="Times New Roman" w:eastAsia="SimSun" w:cs="Times New Roman"/>
-          <w:b w:val="0"/>
-          <w:bCs w:val="0"/>
-          <w:sz w:val="36"/>
-          <w:szCs w:val="36"/>
-        </w:rPr>
-        <w:drawing>
-          <wp:anchor distT="0" distB="0" distL="114300" distR="114300" simplePos="0" relativeHeight="251659264" behindDoc="1" locked="0" layoutInCell="1" allowOverlap="1">
-            <wp:simplePos x="0" y="0"/>
-            <wp:positionH relativeFrom="column">
-              <wp:posOffset>-194945</wp:posOffset>
-            </wp:positionH>
-            <wp:positionV relativeFrom="paragraph">
-              <wp:posOffset>99695</wp:posOffset>
-            </wp:positionV>
-            <wp:extent cx="2978150" cy="2301240"/>
-            <wp:effectExtent l="0" t="0" r="39370" b="30480"/>
-            <wp:wrapTight wrapText="bothSides">
-              <wp:wrapPolygon>
-                <wp:start x="0" y="0"/>
-                <wp:lineTo x="0" y="21457"/>
-                <wp:lineTo x="21443" y="21457"/>
-                <wp:lineTo x="21443" y="0"/>
-                <wp:lineTo x="0" y="0"/>
-              </wp:wrapPolygon>
-            </wp:wrapTight>
-            <wp:docPr id="1" name="Picture 1" descr="IMG_256"/>
-            <wp:cNvGraphicFramePr>
-              <a:graphicFrameLocks xmlns:a="http://schemas.openxmlformats.org/drawingml/2006/main" noChangeAspect="1"/>
-            </wp:cNvGraphicFramePr>
-            <a:graphic xmlns:a="http://schemas.openxmlformats.org/drawingml/2006/main">
-              <a:graphicData uri="http://schemas.openxmlformats.org/drawingml/2006/picture">
-                <pic:pic xmlns:pic="http://schemas.openxmlformats.org/drawingml/2006/picture">
-                  <pic:nvPicPr>
-                    <pic:cNvPr id="1" name="Picture 1" descr="IMG_256"/>
-                    <pic:cNvPicPr>
-                      <a:picLocks noChangeAspect="1"/>
-                    </pic:cNvPicPr>
-                  </pic:nvPicPr>
-                  <pic:blipFill>
-                    <a:blip r:embed="rId4"/>
-                    <a:stretch>
-                      <a:fillRect/>
-                    </a:stretch>
-                  </pic:blipFill>
-                  <pic:spPr>
-                    <a:xfrm>
-                      <a:off x="0" y="0"/>
-                      <a:ext cx="2978150" cy="2301240"/>
-                    </a:xfrm>
-                    <a:prstGeom prst="rect">
-                      <a:avLst/>
-                    </a:prstGeom>
-                    <a:noFill/>
-                    <a:ln w="9525">
-                      <a:noFill/>
-                    </a:ln>
-                  </pic:spPr>
-                </pic:pic>
-              </a:graphicData>
-            </a:graphic>
-          </wp:anchor>
-        </w:drawing>
+        <w:t>Chủ tịch Hồ Chí Minh đã dành cả cuộc đời cống hiến cho nhân dân, đất nước, hòa bình và hạnh phúc. Bên cạnh sự nghiệp cách mạng vĩ đại, những tác phẩm văn học, lý luận chính trị mà Người để lại cho mai sau là một di sản vô giá.</w:t>
       </w:r>
     </w:p>
     <w:p>
-      <w:pPr>
-        <w:rPr>
-          <w:rFonts w:hint="default" w:ascii="Times New Roman" w:hAnsi="Times New Roman" w:cs="Times New Roman"/>
-          <w:b w:val="0"/>
-          <w:bCs w:val="0"/>
-          <w:sz w:val="24"/>
-          <w:szCs w:val="24"/>
-          <w:lang w:val="vi-VN"/>
-        </w:rPr>
-      </w:pPr>
       <w:r>
-        <w:rPr>
-          <w:rFonts w:hint="default" w:ascii="Times New Roman" w:hAnsi="Times New Roman" w:cs="Times New Roman"/>
-          <w:b w:val="0"/>
-          <w:bCs w:val="0"/>
-          <w:sz w:val="24"/>
-          <w:szCs w:val="24"/>
-          <w:lang w:val="vi-VN"/>
-        </w:rPr>
-        <w:t>Hồ Chí Minh dành cả thanh xuân cống hiến cho nhân dân đất nước, hòa bình, hạnh phúc.Ngoài r, những tác phẩm mà Người để lại cho mai sau như một món quà vô giá.</w:t>
+        <w:t>Các tác phẩm của Hồ Chí Minh luôn gắn liền với các bước ngoặt lịch sử trọng đại trong sự nghiệp cách mạng của Đảng và của dân tộc.</w:t>
       </w:r>
     </w:p>
     <w:p>
-      <w:pPr>
-        <w:rPr>
-          <w:rFonts w:hint="default" w:ascii="Times New Roman" w:hAnsi="Times New Roman" w:cs="Times New Roman"/>
-          <w:b w:val="0"/>
-          <w:bCs w:val="0"/>
-          <w:sz w:val="24"/>
-          <w:szCs w:val="24"/>
-          <w:lang w:val="vi-VN"/>
-        </w:rPr>
-      </w:pPr>
-    </w:p>
-    <w:p>
-      <w:pPr>
-        <w:rPr>
-          <w:rFonts w:hint="default" w:ascii="Times New Roman" w:hAnsi="Times New Roman" w:cs="Times New Roman"/>
-          <w:b w:val="0"/>
-          <w:bCs w:val="0"/>
-          <w:sz w:val="24"/>
-          <w:szCs w:val="24"/>
-          <w:lang w:val="vi-VN"/>
-        </w:rPr>
-      </w:pPr>
       <w:r>
-        <w:rPr>
-          <w:rFonts w:hint="default" w:ascii="Times New Roman" w:hAnsi="Times New Roman" w:cs="Times New Roman"/>
-          <w:b w:val="0"/>
-          <w:bCs w:val="0"/>
-          <w:sz w:val="24"/>
-          <w:szCs w:val="24"/>
-          <w:lang w:val="vi-VN"/>
-        </w:rPr>
-        <w:t>Tác phẩm của Hồ Chí Minh gắn liền với các bước ngoặt trong sự nghiệp cách mạng của Đảng và của dân tộc.</w:t>
+        <w:t>“Dĩ bất biến, ứng vạn biến” – TS. Trần Trọng Dương (Viện Nghiên cứu Hán Nôm) từng chia sẻ: Phong cách ngôn ngữ của Người luôn có sự ứng biến linh hoạt, hợp lý với mọi thời đại, giàu tính triết lý mà Người đã dành cả đời để chiêm nghiệm.</w:t>
       </w:r>
     </w:p>
     <w:p>
-      <w:pPr>
-        <w:rPr>
-          <w:rFonts w:hint="default" w:ascii="Times New Roman" w:hAnsi="Times New Roman" w:cs="Times New Roman"/>
-          <w:b/>
-          <w:bCs/>
-          <w:sz w:val="24"/>
-          <w:szCs w:val="24"/>
-          <w:lang w:val="vi-VN"/>
-        </w:rPr>
-      </w:pPr>
-    </w:p>
-    <w:p>
-      <w:pPr>
-        <w:rPr>
-          <w:rFonts w:hint="default" w:ascii="Times New Roman" w:hAnsi="Times New Roman" w:eastAsia="sans-serif" w:cs="Times New Roman"/>
-          <w:i w:val="0"/>
-          <w:iCs w:val="0"/>
-          <w:caps w:val="0"/>
-          <w:color w:val="212529"/>
-          <w:spacing w:val="0"/>
-          <w:sz w:val="24"/>
-          <w:szCs w:val="24"/>
-          <w:shd w:val="clear" w:fill="FFFFFF"/>
-          <w:lang w:val="vi-VN"/>
-        </w:rPr>
-      </w:pPr>
       <w:r>
-        <w:rPr>
-          <w:rFonts w:hint="default" w:ascii="Times New Roman" w:hAnsi="Times New Roman" w:cs="Times New Roman"/>
-          <w:b/>
-          <w:bCs/>
-          <w:sz w:val="24"/>
-          <w:szCs w:val="24"/>
-          <w:lang w:val="vi-VN"/>
-        </w:rPr>
-        <w:t>“Dĩ bất biến, ứng vạn biến”-</w:t>
-      </w:r>
-      <w:r>
-        <w:rPr>
-          <w:rFonts w:hint="default" w:ascii="Times New Roman" w:hAnsi="Times New Roman" w:eastAsia="sans-serif" w:cs="Times New Roman"/>
-          <w:i w:val="0"/>
-          <w:iCs w:val="0"/>
-          <w:caps w:val="0"/>
-          <w:color w:val="212529"/>
-          <w:spacing w:val="0"/>
-          <w:sz w:val="24"/>
-          <w:szCs w:val="24"/>
-          <w:shd w:val="clear" w:fill="FFFFFF"/>
-        </w:rPr>
-        <w:t>TS.Trần Trọng Dương, Viện Nghiên cứu Hán Nôm</w:t>
-      </w:r>
-      <w:r>
-        <w:rPr>
-          <w:rFonts w:hint="default" w:ascii="Times New Roman" w:hAnsi="Times New Roman" w:eastAsia="sans-serif" w:cs="Times New Roman"/>
-          <w:i w:val="0"/>
-          <w:iCs w:val="0"/>
-          <w:caps w:val="0"/>
-          <w:color w:val="212529"/>
-          <w:spacing w:val="0"/>
-          <w:sz w:val="24"/>
-          <w:szCs w:val="24"/>
-          <w:shd w:val="clear" w:fill="FFFFFF"/>
-          <w:lang w:val="vi-VN"/>
-        </w:rPr>
-        <w:t xml:space="preserve"> đã chia sẻ.Phong cách ngôn ngữ của Người luôn có sự ứng biện, hợp lí với mọi thời đại, giàu tính triết lý mà Người dành cả đời để chiêm nghiệm.</w:t>
+        <w:t>Năm tác phẩm của Người đã được công nhận là Bảo vật Quốc gia, bao gồm: “Đường Kách mệnh” (xuất bản năm 1927); “Nhật ký trong tù” (1942 – 1943); “Lời kêu gọi Toàn quốc kháng chiến” (19/12/1946); “Lời kêu gọi đồng bào và chiến sĩ cả nước” (17/7/1966) và “Di chúc” (10/5/1965 – 19/5/1969).</w:t>
       </w:r>
     </w:p>
     <w:p>
-      <w:pPr>
-        <w:rPr>
-          <w:rFonts w:hint="default" w:ascii="Times New Roman" w:hAnsi="Times New Roman" w:eastAsia="sans-serif" w:cs="Times New Roman"/>
-          <w:i w:val="0"/>
-          <w:iCs w:val="0"/>
-          <w:caps w:val="0"/>
-          <w:color w:val="212529"/>
-          <w:spacing w:val="0"/>
-          <w:sz w:val="24"/>
-          <w:szCs w:val="24"/>
-          <w:shd w:val="clear" w:fill="FFFFFF"/>
-          <w:lang w:val="vi-VN"/>
-        </w:rPr>
-      </w:pPr>
-    </w:p>
-    <w:p>
-      <w:pPr>
-        <w:rPr>
-          <w:rFonts w:ascii="sans-serif" w:hAnsi="sans-serif" w:eastAsia="sans-serif" w:cs="sans-serif"/>
-          <w:i w:val="0"/>
-          <w:iCs w:val="0"/>
-          <w:caps w:val="0"/>
-          <w:color w:val="222222"/>
-          <w:spacing w:val="0"/>
-          <w:sz w:val="19"/>
-          <w:szCs w:val="19"/>
-          <w:shd w:val="clear" w:fill="FFFFFF"/>
-        </w:rPr>
-      </w:pPr>
-    </w:p>
-    <w:p>
-      <w:pPr>
-        <w:rPr>
-          <w:rFonts w:hint="default" w:ascii="Times New Roman" w:hAnsi="Times New Roman" w:eastAsia="sans-serif" w:cs="Times New Roman"/>
-          <w:i w:val="0"/>
-          <w:iCs w:val="0"/>
-          <w:caps w:val="0"/>
-          <w:color w:val="222222"/>
-          <w:spacing w:val="0"/>
-          <w:sz w:val="24"/>
-          <w:szCs w:val="24"/>
-          <w:shd w:val="clear" w:fill="FFFFFF"/>
-        </w:rPr>
-      </w:pPr>
       <w:r>
-        <w:rPr>
-          <w:rFonts w:hint="default" w:ascii="Times New Roman" w:hAnsi="Times New Roman" w:eastAsia="sans-serif" w:cs="Times New Roman"/>
-          <w:i w:val="0"/>
-          <w:iCs w:val="0"/>
-          <w:caps w:val="0"/>
-          <w:color w:val="222222"/>
-          <w:spacing w:val="0"/>
-          <w:sz w:val="24"/>
-          <w:szCs w:val="24"/>
-          <w:shd w:val="clear" w:fill="FFFFFF"/>
-          <w:lang w:val="vi-VN"/>
-        </w:rPr>
-        <w:t>-Nă</w:t>
+        <w:t>Năm tác phẩm Bảo vật Quốc gia không chỉ thể hiện sâu sắc tư tưởng, tình cảm và hành động cách mạng của Người, mà qua đó, Người còn gửi gắm niềm tin vào thế hệ trẻ – những mầm non tương lai của đất nước – sẽ ra sức học tập bền bỉ, sáng tạo và cống hiến hiệu quả.</w:t>
       </w:r>
-      <w:r>
-        <w:rPr>
-          <w:rFonts w:hint="default" w:ascii="Times New Roman" w:hAnsi="Times New Roman" w:eastAsia="sans-serif" w:cs="Times New Roman"/>
-          <w:i w:val="0"/>
-          <w:iCs w:val="0"/>
-          <w:caps w:val="0"/>
-          <w:color w:val="222222"/>
-          <w:spacing w:val="0"/>
-          <w:sz w:val="24"/>
-          <w:szCs w:val="24"/>
-          <w:shd w:val="clear" w:fill="FFFFFF"/>
-        </w:rPr>
-        <w:t>m di sản đã được công nhận là bảo vật quốc gia: "Đường Kách mệnh" (xuất bản năm 1927), "Nhật ký trong tù" (1942-1943), "Lời kêu gọi toàn quốc kháng chiến" (19/12/1946), "Lời kêu gọi đồng bào và chiến sĩ cả nước" (17/7/1966) và "Di chúc" (10/5/1965-19/5/1969).</w:t>
-      </w:r>
-    </w:p>
-    <w:p>
-      <w:pPr>
-        <w:rPr>
-          <w:rFonts w:hint="default" w:ascii="Times New Roman" w:hAnsi="Times New Roman" w:eastAsia="sans-serif" w:cs="Times New Roman"/>
-          <w:i w:val="0"/>
-          <w:iCs w:val="0"/>
-          <w:caps w:val="0"/>
-          <w:color w:val="222222"/>
-          <w:spacing w:val="0"/>
-          <w:sz w:val="24"/>
-          <w:szCs w:val="24"/>
-          <w:shd w:val="clear" w:fill="FFFFFF"/>
-        </w:rPr>
-      </w:pPr>
-      <w:bookmarkStart w:id="0" w:name="_GoBack"/>
-      <w:bookmarkEnd w:id="0"/>
-    </w:p>
-    <w:p>
-      <w:pPr>
-        <w:rPr>
-          <w:rFonts w:hint="default" w:ascii="Times New Roman" w:hAnsi="Times New Roman" w:eastAsia="sans-serif" w:cs="Times New Roman"/>
-          <w:i w:val="0"/>
-          <w:iCs w:val="0"/>
-          <w:caps w:val="0"/>
-          <w:color w:val="222222"/>
-          <w:spacing w:val="0"/>
-          <w:sz w:val="24"/>
-          <w:szCs w:val="24"/>
-          <w:shd w:val="clear" w:fill="FFFFFF"/>
-          <w:lang w:val="vi-VN"/>
-        </w:rPr>
-      </w:pPr>
-      <w:r>
-        <w:rPr>
-          <w:rFonts w:hint="default" w:ascii="Times New Roman" w:hAnsi="Times New Roman" w:eastAsia="sans-serif" w:cs="Times New Roman"/>
-          <w:i w:val="0"/>
-          <w:iCs w:val="0"/>
-          <w:caps w:val="0"/>
-          <w:color w:val="222222"/>
-          <w:spacing w:val="0"/>
-          <w:sz w:val="24"/>
-          <w:szCs w:val="24"/>
-          <w:shd w:val="clear" w:fill="FFFFFF"/>
-          <w:lang w:val="vi-VN"/>
-        </w:rPr>
-        <w:t>-Năm tác phẩm của Người đã trở thành bảo vật quốc gia, không chỉ muốn gìn giữ, bảo tồn những tác phẩm quý giá của người mà còn đem đến  thể hiện rõ tư tưởng, tình cảm cùng những hành động các mạng.Qua đó Người gửi gắm những mầm non tương lai ra sức học tập bền bỉ, sáng tạo và hiệu quả.</w:t>
-      </w:r>
-    </w:p>
-    <w:p>
-      <w:pPr>
-        <w:rPr>
-          <w:rFonts w:hint="default" w:ascii="Times New Roman" w:hAnsi="Times New Roman" w:eastAsia="sans-serif" w:cs="Times New Roman"/>
-          <w:i w:val="0"/>
-          <w:iCs w:val="0"/>
-          <w:caps w:val="0"/>
-          <w:color w:val="222222"/>
-          <w:spacing w:val="0"/>
-          <w:sz w:val="24"/>
-          <w:szCs w:val="24"/>
-          <w:shd w:val="clear" w:fill="FFFFFF"/>
-          <w:lang w:val="vi-VN"/>
-        </w:rPr>
-      </w:pPr>
     </w:p>
     <w:sectPr>
       <w:pgSz w:w="11906" w:h="16838"/>
@@ -378,7 +83,145 @@
 </w:document>
 </file>
 
-<file path=word/styles.xml><?xml version="1.0" encoding="utf-8"?>
+<file path=word\fontTable.xml><?xml version="1.0" encoding="utf-8"?>
+<w:fonts xmlns:mc="http://schemas.openxmlformats.org/markup-compatibility/2006" xmlns:r="http://schemas.openxmlformats.org/officeDocument/2006/relationships" xmlns:w="http://schemas.openxmlformats.org/wordprocessingml/2006/main" xmlns:w14="http://schemas.microsoft.com/office/word/2010/wordml" mc:Ignorable="w14">
+  <w:font w:name="Times New Roman">
+    <w:panose1 w:val="02020603050405020304"/>
+    <w:charset w:val="00"/>
+    <w:family w:val="roman"/>
+    <w:pitch w:val="variable"/>
+    <w:sig w:usb0="20007A87" w:usb1="80000000" w:usb2="00000008" w:usb3="00000000" w:csb0="000001FF" w:csb1="00000000"/>
+  </w:font>
+  <w:font w:name="宋体">
+    <w:altName w:val="SimSun"/>
+    <w:panose1 w:val="02010600030101010101"/>
+    <w:charset w:val="86"/>
+    <w:family w:val="auto"/>
+    <w:pitch w:val="variable"/>
+    <w:sig w:usb0="00000003" w:usb1="080E0000" w:usb2="00000010" w:usb3="00000000" w:csb0="00040001" w:csb1="00000000"/>
+  </w:font>
+  <w:font w:name="SimSun">
+    <w:panose1 w:val="02010600030101010101"/>
+    <w:charset w:val="86"/>
+    <w:family w:val="auto"/>
+    <w:pitch w:val="default"/>
+    <w:sig w:usb0="00000203" w:usb1="288F0000" w:usb2="00000006" w:usb3="00000000" w:csb0="00040001" w:csb1="00000000"/>
+  </w:font>
+  <w:font w:name="Arial">
+    <w:panose1 w:val="020B0604020202020204"/>
+    <w:charset w:val="00"/>
+    <w:family w:val="swiss"/>
+    <w:pitch w:val="default"/>
+    <w:sig w:usb0="E0002EFF" w:usb1="C000785B" w:usb2="00000009" w:usb3="00000000" w:csb0="400001FF" w:csb1="FFFF0000"/>
+  </w:font>
+  <w:font w:name="黑体">
+    <w:altName w:val="SimSun"/>
+    <w:panose1 w:val="02010600030101010101"/>
+    <w:charset w:val="86"/>
+    <w:family w:val="auto"/>
+    <w:pitch w:val="default"/>
+    <w:sig w:usb0="00000001" w:usb1="080E0000" w:usb2="00000010" w:usb3="00000000" w:csb0="00040000" w:csb1="00000000"/>
+  </w:font>
+  <w:font w:name="Courier New">
+    <w:panose1 w:val="02070309020205020404"/>
+    <w:charset w:val="00"/>
+    <w:family w:val="modern"/>
+    <w:pitch w:val="default"/>
+    <w:sig w:usb0="E0002EFF" w:usb1="C0007843" w:usb2="00000009" w:usb3="00000000" w:csb0="400001FF" w:csb1="FFFF0000"/>
+  </w:font>
+  <w:font w:name="Wingdings">
+    <w:panose1 w:val="05000000000000000000"/>
+    <w:charset w:val="02"/>
+    <w:family w:val="auto"/>
+    <w:pitch w:val="default"/>
+    <w:sig w:usb0="00000000" w:usb1="00000000" w:usb2="00000000" w:usb3="00000000" w:csb0="80000000" w:csb1="00000000"/>
+  </w:font>
+  <w:font w:name="Calibri">
+    <w:panose1 w:val="020F0502020204030204"/>
+    <w:charset w:val="00"/>
+    <w:family w:val="swiss"/>
+    <w:pitch w:val="default"/>
+    <w:sig w:usb0="E4002EFF" w:usb1="C200247B" w:usb2="00000009" w:usb3="00000000" w:csb0="200001FF" w:csb1="00000000"/>
+  </w:font>
+  <w:font w:name="sans-serif">
+    <w:altName w:val="Segoe Print"/>
+    <w:panose1 w:val="00000000000000000000"/>
+    <w:charset w:val="00"/>
+    <w:family w:val="auto"/>
+    <w:pitch w:val="default"/>
+    <w:sig w:usb0="00000000" w:usb1="00000000" w:usb2="00000000" w:usb3="00000000" w:csb0="00000000" w:csb1="00000000"/>
+  </w:font>
+  <w:font w:name="Segoe Print">
+    <w:panose1 w:val="02000600000000000000"/>
+    <w:charset w:val="00"/>
+    <w:family w:val="auto"/>
+    <w:pitch w:val="default"/>
+    <w:sig w:usb0="0000028F" w:usb1="00000000" w:usb2="00000000" w:usb3="00000000" w:csb0="2000009F" w:csb1="47010000"/>
+  </w:font>
+</w:fonts>
+</file>
+
+<file path=word\settings.xml><?xml version="1.0" encoding="utf-8"?>
+<w:settings xmlns:mc="http://schemas.openxmlformats.org/markup-compatibility/2006" xmlns:o="urn:schemas-microsoft-com:office:office" xmlns:r="http://schemas.openxmlformats.org/officeDocument/2006/relationships" xmlns:m="http://schemas.openxmlformats.org/officeDocument/2006/math" xmlns:v="urn:schemas-microsoft-com:vml" xmlns:w10="urn:schemas-microsoft-com:office:word" xmlns:w="http://schemas.openxmlformats.org/wordprocessingml/2006/main" xmlns:w14="http://schemas.microsoft.com/office/word/2010/wordml" xmlns:sl="http://schemas.openxmlformats.org/schemaLibrary/2006/main" xmlns:wpsCustomData="http://www.wps.cn/officeDocument/2013/wpsCustomData" mc:Ignorable="w14">
+  <w:zoom w:percent="97"/>
+  <w:embedSystemFonts/>
+  <w:bordersDoNotSurroundHeader w:val="0"/>
+  <w:bordersDoNotSurroundFooter w:val="0"/>
+  <w:documentProtection w:enforcement="0"/>
+  <w:defaultTabStop w:val="720"/>
+  <w:drawingGridVerticalSpacing w:val="156"/>
+  <w:displayHorizontalDrawingGridEvery w:val="1"/>
+  <w:displayVerticalDrawingGridEvery w:val="1"/>
+  <w:noPunctuationKerning w:val="1"/>
+  <w:characterSpacingControl w:val="doNotCompress"/>
+  <w:compat>
+    <w:spaceForUL/>
+    <w:doNotLeaveBackslashAlone/>
+    <w:ulTrailSpace/>
+    <w:doNotExpandShiftReturn/>
+    <w:adjustLineHeightInTable/>
+    <w:doNotWrapTextWithPunct/>
+    <w:doNotUseEastAsianBreakRules/>
+    <w:compatSetting w:name="compatibilityMode" w:uri="http://schemas.microsoft.com/office/word" w:val="14"/>
+    <w:compatSetting w:name="overrideTableStyleFontSizeAndJustification" w:uri="http://schemas.microsoft.com/office/word" w:val="1"/>
+    <w:compatSetting w:name="enableOpenTypeFeatures" w:uri="http://schemas.microsoft.com/office/word" w:val="1"/>
+    <w:compatSetting w:name="doNotFlipMirrorIndents" w:uri="http://schemas.microsoft.com/office/word" w:val="1"/>
+  </w:compat>
+  <w:rsids>
+    <w:rsidRoot w:val="1374353E"/>
+    <w:rsid w:val="1374353E"/>
+  </w:rsids>
+  <m:mathPr>
+    <m:mathFont m:val="Cambria Math"/>
+    <m:brkBin m:val="before"/>
+    <m:brkBinSub m:val="--"/>
+    <m:smallFrac m:val="0"/>
+    <m:dispDef/>
+    <m:lMargin m:val="0"/>
+    <m:rMargin m:val="0"/>
+    <m:defJc m:val="centerGroup"/>
+    <m:wrapIndent m:val="1440"/>
+    <m:intLim m:val="subSup"/>
+    <m:naryLim m:val="undOvr"/>
+  </m:mathPr>
+  <w:themeFontLang w:val="en-US" w:eastAsia="zh-CN"/>
+  <w:clrSchemeMapping w:bg1="light1" w:t1="dark1" w:bg2="light2" w:t2="dark2" w:accent1="accent1" w:accent2="accent2" w:accent3="accent3" w:accent4="accent4" w:accent5="accent5" w:accent6="accent6" w:hyperlink="hyperlink" w:followedHyperlink="followedHyperlink"/>
+  <w:doNotIncludeSubdocsInStats/>
+  <w:shapeDefaults>
+    <o:shapedefaults/>
+    <o:shapelayout v:ext="edit">
+      <o:idmap v:ext="edit" data="1"/>
+    </o:shapelayout>
+  </w:shapeDefaults>
+  <mc:AlternateContent>
+    <mc:Choice Requires="wpsCustomData">
+      <wpsCustomData:typoFeatureVersion val="1"/>
+    </mc:Choice>
+  </mc:AlternateContent>
+</w:settings>
+</file>
+
+<file path=word\styles.xml><?xml version="1.0" encoding="utf-8"?>
 <w:styles xmlns:mc="http://schemas.openxmlformats.org/markup-compatibility/2006" xmlns:o="urn:schemas-microsoft-com:office:office" xmlns:r="http://schemas.openxmlformats.org/officeDocument/2006/relationships" xmlns:m="http://schemas.openxmlformats.org/officeDocument/2006/math" xmlns:v="urn:schemas-microsoft-com:vml" xmlns:w="http://schemas.openxmlformats.org/wordprocessingml/2006/main" xmlns:w14="http://schemas.microsoft.com/office/word/2010/wordml" xmlns:w10="urn:schemas-microsoft-com:office:word" xmlns:sl="http://schemas.openxmlformats.org/schemaLibrary/2006/main" xmlns:wpsCustomData="http://www.wps.cn/officeDocument/2013/wpsCustomData" mc:Ignorable="w14">
   <w:docDefaults>
     <w:rPrDefault>
@@ -670,7 +513,7 @@
 </w:styles>
 </file>
 
-<file path=word/theme/theme1.xml><?xml version="1.0" encoding="utf-8"?>
+<file path=word\theme\theme1.xml><?xml version="1.0" encoding="utf-8"?>
 <a:theme xmlns:a="http://schemas.openxmlformats.org/drawingml/2006/main" name="WPS">
   <a:themeElements>
     <a:clrScheme name="WPS">
